--- a/pr1/ПР№1_ТВ-41_Вінярський_Максим_Веб.docx
+++ b/pr1/ПР№1_ТВ-41_Вінярський_Максим_Веб.docx
@@ -294,16 +294,7 @@
           <w:szCs w:val="48"/>
           <w:lang w:val="uk-UA" w:eastAsia="en-US"/>
         </w:rPr>
-        <w:t xml:space="preserve"> з </w:t>
-      </w:r>
-      <w:r>
-        <w:rPr>
-          <w:b/>
-          <w:sz w:val="48"/>
-          <w:szCs w:val="48"/>
-          <w:lang w:val="uk-UA" w:eastAsia="en-US"/>
-        </w:rPr>
-        <w:t xml:space="preserve">Основ </w:t>
+        <w:t xml:space="preserve"> з Основ </w:t>
       </w:r>
     </w:p>
     <w:p>
@@ -564,11 +555,17 @@
     </w:p>
     <w:p>
       <w:pPr>
-        <w:jc w:val="center"/>
-        <w:rPr>
-          <w:lang w:val="uk-UA"/>
-        </w:rPr>
-      </w:pPr>
+        <w:ind w:firstLine="0"/>
+        <w:rPr>
+          <w:lang w:val="uk-UA"/>
+        </w:rPr>
+      </w:pPr>
+      <w:r>
+        <w:rPr>
+          <w:lang w:val="uk-UA"/>
+        </w:rPr>
+        <w:t>https://github.com/vinyarskiymaksim/Web_pr1/tree/main/pr1</w:t>
+      </w:r>
     </w:p>
     <w:p>
       <w:pPr>
@@ -2134,21 +2131,7 @@
             <w:rStyle w:val="ae"/>
             <w:lang w:val="uk-UA"/>
           </w:rPr>
-          <w:t>http://getboots</w:t>
-        </w:r>
-        <w:r>
-          <w:rPr>
-            <w:rStyle w:val="ae"/>
-            <w:lang w:val="uk-UA"/>
-          </w:rPr>
-          <w:t>t</w:t>
-        </w:r>
-        <w:r>
-          <w:rPr>
-            <w:rStyle w:val="ae"/>
-            <w:lang w:val="uk-UA"/>
-          </w:rPr>
-          <w:t>rap.com</w:t>
+          <w:t>http://getbootstrap.com</w:t>
         </w:r>
       </w:hyperlink>
       <w:r>
@@ -2209,21 +2192,7 @@
             <w:rStyle w:val="ae"/>
             <w:lang w:val="uk-UA"/>
           </w:rPr>
-          <w:t>http://develo</w:t>
-        </w:r>
-        <w:r>
-          <w:rPr>
-            <w:rStyle w:val="ae"/>
-            <w:lang w:val="uk-UA"/>
-          </w:rPr>
-          <w:t>p</w:t>
-        </w:r>
-        <w:r>
-          <w:rPr>
-            <w:rStyle w:val="ae"/>
-            <w:lang w:val="uk-UA"/>
-          </w:rPr>
-          <w:t>er.mozilla.org/en-US/</w:t>
+          <w:t>http://developer.mozilla.org/en-US/</w:t>
         </w:r>
       </w:hyperlink>
       <w:r>
@@ -4051,43 +4020,7 @@
           <w:szCs w:val="24"/>
           <w:lang w:val="uk-UA"/>
         </w:rPr>
-        <w:t xml:space="preserve"> </w:t>
-      </w:r>
-      <w:proofErr w:type="spellStart"/>
-      <w:r>
-        <w:rPr>
-          <w:sz w:val="24"/>
-          <w:szCs w:val="24"/>
-          <w:lang w:val="uk-UA"/>
-        </w:rPr>
-        <w:t>class</w:t>
-      </w:r>
-      <w:proofErr w:type="spellEnd"/>
-      <w:r>
-        <w:rPr>
-          <w:sz w:val="24"/>
-          <w:szCs w:val="24"/>
-          <w:lang w:val="uk-UA"/>
-        </w:rPr>
-        <w:t>="</w:t>
-      </w:r>
-      <w:proofErr w:type="spellStart"/>
-      <w:r>
-        <w:rPr>
-          <w:sz w:val="24"/>
-          <w:szCs w:val="24"/>
-          <w:lang w:val="uk-UA"/>
-        </w:rPr>
-        <w:t>navbar-nav</w:t>
-      </w:r>
-      <w:proofErr w:type="spellEnd"/>
-      <w:r>
-        <w:rPr>
-          <w:sz w:val="24"/>
-          <w:szCs w:val="24"/>
-          <w:lang w:val="uk-UA"/>
-        </w:rPr>
-        <w:t xml:space="preserve"> </w:t>
+        <w:t xml:space="preserve"> class="navbar-nav </w:t>
       </w:r>
       <w:proofErr w:type="spellStart"/>
       <w:r>
@@ -6122,6 +6055,24 @@
           <w:szCs w:val="24"/>
           <w:lang w:val="uk-UA"/>
         </w:rPr>
+        <w:t xml:space="preserve"> class="table </w:t>
+      </w:r>
+      <w:proofErr w:type="spellStart"/>
+      <w:r>
+        <w:rPr>
+          <w:sz w:val="24"/>
+          <w:szCs w:val="24"/>
+          <w:lang w:val="uk-UA"/>
+        </w:rPr>
+        <w:t>table-striped</w:t>
+      </w:r>
+      <w:proofErr w:type="spellEnd"/>
+      <w:r>
+        <w:rPr>
+          <w:sz w:val="24"/>
+          <w:szCs w:val="24"/>
+          <w:lang w:val="uk-UA"/>
+        </w:rPr>
         <w:t xml:space="preserve"> </w:t>
       </w:r>
       <w:proofErr w:type="spellStart"/>
@@ -6131,6 +6082,61 @@
           <w:szCs w:val="24"/>
           <w:lang w:val="uk-UA"/>
         </w:rPr>
+        <w:t>table-hover</w:t>
+      </w:r>
+      <w:proofErr w:type="spellEnd"/>
+      <w:r>
+        <w:rPr>
+          <w:sz w:val="24"/>
+          <w:szCs w:val="24"/>
+          <w:lang w:val="uk-UA"/>
+        </w:rPr>
+        <w:t>"&gt;</w:t>
+      </w:r>
+    </w:p>
+    <w:p>
+      <w:pPr>
+        <w:ind w:left="360" w:firstLine="0"/>
+        <w:jc w:val="left"/>
+        <w:rPr>
+          <w:sz w:val="24"/>
+          <w:szCs w:val="24"/>
+          <w:lang w:val="uk-UA"/>
+        </w:rPr>
+      </w:pPr>
+      <w:r>
+        <w:rPr>
+          <w:sz w:val="24"/>
+          <w:szCs w:val="24"/>
+          <w:lang w:val="uk-UA"/>
+        </w:rPr>
+        <w:t>                    &lt;</w:t>
+      </w:r>
+      <w:proofErr w:type="spellStart"/>
+      <w:r>
+        <w:rPr>
+          <w:sz w:val="24"/>
+          <w:szCs w:val="24"/>
+          <w:lang w:val="uk-UA"/>
+        </w:rPr>
+        <w:t>thead</w:t>
+      </w:r>
+      <w:proofErr w:type="spellEnd"/>
+      <w:r>
+        <w:rPr>
+          <w:sz w:val="24"/>
+          <w:szCs w:val="24"/>
+          <w:lang w:val="uk-UA"/>
+        </w:rPr>
+        <w:t xml:space="preserve"> </w:t>
+      </w:r>
+      <w:proofErr w:type="spellStart"/>
+      <w:r>
+        <w:rPr>
+          <w:sz w:val="24"/>
+          <w:szCs w:val="24"/>
+          <w:lang w:val="uk-UA"/>
+        </w:rPr>
         <w:t>class</w:t>
       </w:r>
       <w:proofErr w:type="spellEnd"/>
@@ -6149,43 +6155,7 @@
           <w:szCs w:val="24"/>
           <w:lang w:val="uk-UA"/>
         </w:rPr>
-        <w:t>table</w:t>
-      </w:r>
-      <w:proofErr w:type="spellEnd"/>
-      <w:r>
-        <w:rPr>
-          <w:sz w:val="24"/>
-          <w:szCs w:val="24"/>
-          <w:lang w:val="uk-UA"/>
-        </w:rPr>
-        <w:t xml:space="preserve"> </w:t>
-      </w:r>
-      <w:proofErr w:type="spellStart"/>
-      <w:r>
-        <w:rPr>
-          <w:sz w:val="24"/>
-          <w:szCs w:val="24"/>
-          <w:lang w:val="uk-UA"/>
-        </w:rPr>
-        <w:t>table-striped</w:t>
-      </w:r>
-      <w:proofErr w:type="spellEnd"/>
-      <w:r>
-        <w:rPr>
-          <w:sz w:val="24"/>
-          <w:szCs w:val="24"/>
-          <w:lang w:val="uk-UA"/>
-        </w:rPr>
-        <w:t xml:space="preserve"> </w:t>
-      </w:r>
-      <w:proofErr w:type="spellStart"/>
-      <w:r>
-        <w:rPr>
-          <w:sz w:val="24"/>
-          <w:szCs w:val="24"/>
-          <w:lang w:val="uk-UA"/>
-        </w:rPr>
-        <w:t>table-hover</w:t>
+        <w:t>table-dark</w:t>
       </w:r>
       <w:proofErr w:type="spellEnd"/>
       <w:r>
@@ -6213,6 +6183,264 @@
           <w:szCs w:val="24"/>
           <w:lang w:val="uk-UA"/>
         </w:rPr>
+        <w:t>                        &lt;</w:t>
+      </w:r>
+      <w:proofErr w:type="spellStart"/>
+      <w:r>
+        <w:rPr>
+          <w:sz w:val="24"/>
+          <w:szCs w:val="24"/>
+          <w:lang w:val="uk-UA"/>
+        </w:rPr>
+        <w:t>tr</w:t>
+      </w:r>
+      <w:proofErr w:type="spellEnd"/>
+      <w:r>
+        <w:rPr>
+          <w:sz w:val="24"/>
+          <w:szCs w:val="24"/>
+          <w:lang w:val="uk-UA"/>
+        </w:rPr>
+        <w:t>&gt;</w:t>
+      </w:r>
+    </w:p>
+    <w:p>
+      <w:pPr>
+        <w:ind w:left="360" w:firstLine="0"/>
+        <w:jc w:val="left"/>
+        <w:rPr>
+          <w:sz w:val="24"/>
+          <w:szCs w:val="24"/>
+          <w:lang w:val="uk-UA"/>
+        </w:rPr>
+      </w:pPr>
+      <w:r>
+        <w:rPr>
+          <w:sz w:val="24"/>
+          <w:szCs w:val="24"/>
+          <w:lang w:val="uk-UA"/>
+        </w:rPr>
+        <w:t>                            &lt;</w:t>
+      </w:r>
+      <w:proofErr w:type="spellStart"/>
+      <w:r>
+        <w:rPr>
+          <w:sz w:val="24"/>
+          <w:szCs w:val="24"/>
+          <w:lang w:val="uk-UA"/>
+        </w:rPr>
+        <w:t>th</w:t>
+      </w:r>
+      <w:proofErr w:type="spellEnd"/>
+      <w:r>
+        <w:rPr>
+          <w:sz w:val="24"/>
+          <w:szCs w:val="24"/>
+          <w:lang w:val="uk-UA"/>
+        </w:rPr>
+        <w:t>&gt;Параметр&lt;/</w:t>
+      </w:r>
+      <w:proofErr w:type="spellStart"/>
+      <w:r>
+        <w:rPr>
+          <w:sz w:val="24"/>
+          <w:szCs w:val="24"/>
+          <w:lang w:val="uk-UA"/>
+        </w:rPr>
+        <w:t>th</w:t>
+      </w:r>
+      <w:proofErr w:type="spellEnd"/>
+      <w:r>
+        <w:rPr>
+          <w:sz w:val="24"/>
+          <w:szCs w:val="24"/>
+          <w:lang w:val="uk-UA"/>
+        </w:rPr>
+        <w:t>&gt;</w:t>
+      </w:r>
+    </w:p>
+    <w:p>
+      <w:pPr>
+        <w:ind w:left="360" w:firstLine="0"/>
+        <w:jc w:val="left"/>
+        <w:rPr>
+          <w:sz w:val="24"/>
+          <w:szCs w:val="24"/>
+          <w:lang w:val="uk-UA"/>
+        </w:rPr>
+      </w:pPr>
+      <w:r>
+        <w:rPr>
+          <w:sz w:val="24"/>
+          <w:szCs w:val="24"/>
+          <w:lang w:val="uk-UA"/>
+        </w:rPr>
+        <w:t>                            &lt;</w:t>
+      </w:r>
+      <w:proofErr w:type="spellStart"/>
+      <w:r>
+        <w:rPr>
+          <w:sz w:val="24"/>
+          <w:szCs w:val="24"/>
+          <w:lang w:val="uk-UA"/>
+        </w:rPr>
+        <w:t>th</w:t>
+      </w:r>
+      <w:proofErr w:type="spellEnd"/>
+      <w:r>
+        <w:rPr>
+          <w:sz w:val="24"/>
+          <w:szCs w:val="24"/>
+          <w:lang w:val="uk-UA"/>
+        </w:rPr>
+        <w:t>&gt;Значення&lt;/</w:t>
+      </w:r>
+      <w:proofErr w:type="spellStart"/>
+      <w:r>
+        <w:rPr>
+          <w:sz w:val="24"/>
+          <w:szCs w:val="24"/>
+          <w:lang w:val="uk-UA"/>
+        </w:rPr>
+        <w:t>th</w:t>
+      </w:r>
+      <w:proofErr w:type="spellEnd"/>
+      <w:r>
+        <w:rPr>
+          <w:sz w:val="24"/>
+          <w:szCs w:val="24"/>
+          <w:lang w:val="uk-UA"/>
+        </w:rPr>
+        <w:t>&gt;</w:t>
+      </w:r>
+    </w:p>
+    <w:p>
+      <w:pPr>
+        <w:ind w:left="360" w:firstLine="0"/>
+        <w:jc w:val="left"/>
+        <w:rPr>
+          <w:sz w:val="24"/>
+          <w:szCs w:val="24"/>
+          <w:lang w:val="uk-UA"/>
+        </w:rPr>
+      </w:pPr>
+      <w:r>
+        <w:rPr>
+          <w:sz w:val="24"/>
+          <w:szCs w:val="24"/>
+          <w:lang w:val="uk-UA"/>
+        </w:rPr>
+        <w:t>                            &lt;</w:t>
+      </w:r>
+      <w:proofErr w:type="spellStart"/>
+      <w:r>
+        <w:rPr>
+          <w:sz w:val="24"/>
+          <w:szCs w:val="24"/>
+          <w:lang w:val="uk-UA"/>
+        </w:rPr>
+        <w:t>th</w:t>
+      </w:r>
+      <w:proofErr w:type="spellEnd"/>
+      <w:r>
+        <w:rPr>
+          <w:sz w:val="24"/>
+          <w:szCs w:val="24"/>
+          <w:lang w:val="uk-UA"/>
+        </w:rPr>
+        <w:t>&gt;Одиниці виміру&lt;/th&gt;</w:t>
+      </w:r>
+    </w:p>
+    <w:p>
+      <w:pPr>
+        <w:ind w:left="360" w:firstLine="0"/>
+        <w:jc w:val="left"/>
+        <w:rPr>
+          <w:sz w:val="24"/>
+          <w:szCs w:val="24"/>
+          <w:lang w:val="uk-UA"/>
+        </w:rPr>
+      </w:pPr>
+      <w:r>
+        <w:rPr>
+          <w:sz w:val="24"/>
+          <w:szCs w:val="24"/>
+          <w:lang w:val="uk-UA"/>
+        </w:rPr>
+        <w:t>                        &lt;/</w:t>
+      </w:r>
+      <w:proofErr w:type="spellStart"/>
+      <w:r>
+        <w:rPr>
+          <w:sz w:val="24"/>
+          <w:szCs w:val="24"/>
+          <w:lang w:val="uk-UA"/>
+        </w:rPr>
+        <w:t>tr</w:t>
+      </w:r>
+      <w:proofErr w:type="spellEnd"/>
+      <w:r>
+        <w:rPr>
+          <w:sz w:val="24"/>
+          <w:szCs w:val="24"/>
+          <w:lang w:val="uk-UA"/>
+        </w:rPr>
+        <w:t>&gt;</w:t>
+      </w:r>
+    </w:p>
+    <w:p>
+      <w:pPr>
+        <w:ind w:left="360" w:firstLine="0"/>
+        <w:jc w:val="left"/>
+        <w:rPr>
+          <w:sz w:val="24"/>
+          <w:szCs w:val="24"/>
+          <w:lang w:val="uk-UA"/>
+        </w:rPr>
+      </w:pPr>
+      <w:r>
+        <w:rPr>
+          <w:sz w:val="24"/>
+          <w:szCs w:val="24"/>
+          <w:lang w:val="uk-UA"/>
+        </w:rPr>
+        <w:t>                    &lt;/</w:t>
+      </w:r>
+      <w:proofErr w:type="spellStart"/>
+      <w:r>
+        <w:rPr>
+          <w:sz w:val="24"/>
+          <w:szCs w:val="24"/>
+          <w:lang w:val="uk-UA"/>
+        </w:rPr>
+        <w:t>thead</w:t>
+      </w:r>
+      <w:proofErr w:type="spellEnd"/>
+      <w:r>
+        <w:rPr>
+          <w:sz w:val="24"/>
+          <w:szCs w:val="24"/>
+          <w:lang w:val="uk-UA"/>
+        </w:rPr>
+        <w:t>&gt;</w:t>
+      </w:r>
+    </w:p>
+    <w:p>
+      <w:pPr>
+        <w:ind w:left="360" w:firstLine="0"/>
+        <w:jc w:val="left"/>
+        <w:rPr>
+          <w:sz w:val="24"/>
+          <w:szCs w:val="24"/>
+          <w:lang w:val="uk-UA"/>
+        </w:rPr>
+      </w:pPr>
+      <w:r>
+        <w:rPr>
+          <w:sz w:val="24"/>
+          <w:szCs w:val="24"/>
+          <w:lang w:val="uk-UA"/>
+        </w:rPr>
         <w:t>                    &lt;</w:t>
       </w:r>
       <w:proofErr w:type="spellStart"/>
@@ -6222,52 +6450,16 @@
           <w:szCs w:val="24"/>
           <w:lang w:val="uk-UA"/>
         </w:rPr>
-        <w:t>thead</w:t>
-      </w:r>
-      <w:proofErr w:type="spellEnd"/>
-      <w:r>
-        <w:rPr>
-          <w:sz w:val="24"/>
-          <w:szCs w:val="24"/>
-          <w:lang w:val="uk-UA"/>
-        </w:rPr>
-        <w:t xml:space="preserve"> </w:t>
-      </w:r>
-      <w:proofErr w:type="spellStart"/>
-      <w:r>
-        <w:rPr>
-          <w:sz w:val="24"/>
-          <w:szCs w:val="24"/>
-          <w:lang w:val="uk-UA"/>
-        </w:rPr>
-        <w:t>class</w:t>
-      </w:r>
-      <w:proofErr w:type="spellEnd"/>
-      <w:r>
-        <w:rPr>
-          <w:sz w:val="24"/>
-          <w:szCs w:val="24"/>
-          <w:lang w:val="uk-UA"/>
-        </w:rPr>
-        <w:t>="</w:t>
-      </w:r>
-      <w:proofErr w:type="spellStart"/>
-      <w:r>
-        <w:rPr>
-          <w:sz w:val="24"/>
-          <w:szCs w:val="24"/>
-          <w:lang w:val="uk-UA"/>
-        </w:rPr>
-        <w:t>table-dark</w:t>
-      </w:r>
-      <w:proofErr w:type="spellEnd"/>
-      <w:r>
-        <w:rPr>
-          <w:sz w:val="24"/>
-          <w:szCs w:val="24"/>
-          <w:lang w:val="uk-UA"/>
-        </w:rPr>
-        <w:t>"&gt;</w:t>
+        <w:t>tbody</w:t>
+      </w:r>
+      <w:proofErr w:type="spellEnd"/>
+      <w:r>
+        <w:rPr>
+          <w:sz w:val="24"/>
+          <w:szCs w:val="24"/>
+          <w:lang w:val="uk-UA"/>
+        </w:rPr>
+        <w:t>&gt;</w:t>
       </w:r>
     </w:p>
     <w:p>
@@ -6332,25 +6524,25 @@
           <w:szCs w:val="24"/>
           <w:lang w:val="uk-UA"/>
         </w:rPr>
-        <w:t>th</w:t>
-      </w:r>
-      <w:proofErr w:type="spellEnd"/>
-      <w:r>
-        <w:rPr>
-          <w:sz w:val="24"/>
-          <w:szCs w:val="24"/>
-          <w:lang w:val="uk-UA"/>
-        </w:rPr>
-        <w:t>&gt;Параметр&lt;/</w:t>
-      </w:r>
-      <w:proofErr w:type="spellStart"/>
-      <w:r>
-        <w:rPr>
-          <w:sz w:val="24"/>
-          <w:szCs w:val="24"/>
-          <w:lang w:val="uk-UA"/>
-        </w:rPr>
-        <w:t>th</w:t>
+        <w:t>td</w:t>
+      </w:r>
+      <w:proofErr w:type="spellEnd"/>
+      <w:r>
+        <w:rPr>
+          <w:sz w:val="24"/>
+          <w:szCs w:val="24"/>
+          <w:lang w:val="uk-UA"/>
+        </w:rPr>
+        <w:t>&gt;Номінальна потужність&lt;/</w:t>
+      </w:r>
+      <w:proofErr w:type="spellStart"/>
+      <w:r>
+        <w:rPr>
+          <w:sz w:val="24"/>
+          <w:szCs w:val="24"/>
+          <w:lang w:val="uk-UA"/>
+        </w:rPr>
+        <w:t>td</w:t>
       </w:r>
       <w:proofErr w:type="spellEnd"/>
       <w:r>
@@ -6387,25 +6579,25 @@
           <w:szCs w:val="24"/>
           <w:lang w:val="uk-UA"/>
         </w:rPr>
-        <w:t>th</w:t>
-      </w:r>
-      <w:proofErr w:type="spellEnd"/>
-      <w:r>
-        <w:rPr>
-          <w:sz w:val="24"/>
-          <w:szCs w:val="24"/>
-          <w:lang w:val="uk-UA"/>
-        </w:rPr>
-        <w:t>&gt;Значення&lt;/</w:t>
-      </w:r>
-      <w:proofErr w:type="spellStart"/>
-      <w:r>
-        <w:rPr>
-          <w:sz w:val="24"/>
-          <w:szCs w:val="24"/>
-          <w:lang w:val="uk-UA"/>
-        </w:rPr>
-        <w:t>th</w:t>
+        <w:t>td</w:t>
+      </w:r>
+      <w:proofErr w:type="spellEnd"/>
+      <w:r>
+        <w:rPr>
+          <w:sz w:val="24"/>
+          <w:szCs w:val="24"/>
+          <w:lang w:val="uk-UA"/>
+        </w:rPr>
+        <w:t>&gt;100&lt;/</w:t>
+      </w:r>
+      <w:proofErr w:type="spellStart"/>
+      <w:r>
+        <w:rPr>
+          <w:sz w:val="24"/>
+          <w:szCs w:val="24"/>
+          <w:lang w:val="uk-UA"/>
+        </w:rPr>
+        <w:t>td</w:t>
       </w:r>
       <w:proofErr w:type="spellEnd"/>
       <w:r>
@@ -6442,25 +6634,25 @@
           <w:szCs w:val="24"/>
           <w:lang w:val="uk-UA"/>
         </w:rPr>
-        <w:t>th</w:t>
-      </w:r>
-      <w:proofErr w:type="spellEnd"/>
-      <w:r>
-        <w:rPr>
-          <w:sz w:val="24"/>
-          <w:szCs w:val="24"/>
-          <w:lang w:val="uk-UA"/>
-        </w:rPr>
-        <w:t>&gt;Одиниці виміру&lt;/</w:t>
-      </w:r>
-      <w:proofErr w:type="spellStart"/>
-      <w:r>
-        <w:rPr>
-          <w:sz w:val="24"/>
-          <w:szCs w:val="24"/>
-          <w:lang w:val="uk-UA"/>
-        </w:rPr>
-        <w:t>th</w:t>
+        <w:t>td</w:t>
+      </w:r>
+      <w:proofErr w:type="spellEnd"/>
+      <w:r>
+        <w:rPr>
+          <w:sz w:val="24"/>
+          <w:szCs w:val="24"/>
+          <w:lang w:val="uk-UA"/>
+        </w:rPr>
+        <w:t>&gt;МВт&lt;/</w:t>
+      </w:r>
+      <w:proofErr w:type="spellStart"/>
+      <w:r>
+        <w:rPr>
+          <w:sz w:val="24"/>
+          <w:szCs w:val="24"/>
+          <w:lang w:val="uk-UA"/>
+        </w:rPr>
+        <w:t>td</w:t>
       </w:r>
       <w:proofErr w:type="spellEnd"/>
       <w:r>
@@ -6525,16 +6717,16 @@
           <w:szCs w:val="24"/>
           <w:lang w:val="uk-UA"/>
         </w:rPr>
-        <w:t>                    &lt;/</w:t>
-      </w:r>
-      <w:proofErr w:type="spellStart"/>
-      <w:r>
-        <w:rPr>
-          <w:sz w:val="24"/>
-          <w:szCs w:val="24"/>
-          <w:lang w:val="uk-UA"/>
-        </w:rPr>
-        <w:t>thead</w:t>
+        <w:t>                        &lt;</w:t>
+      </w:r>
+      <w:proofErr w:type="spellStart"/>
+      <w:r>
+        <w:rPr>
+          <w:sz w:val="24"/>
+          <w:szCs w:val="24"/>
+          <w:lang w:val="uk-UA"/>
+        </w:rPr>
+        <w:t>tr</w:t>
       </w:r>
       <w:proofErr w:type="spellEnd"/>
       <w:r>
@@ -6562,80 +6754,6 @@
           <w:szCs w:val="24"/>
           <w:lang w:val="uk-UA"/>
         </w:rPr>
-        <w:t>                    &lt;</w:t>
-      </w:r>
-      <w:proofErr w:type="spellStart"/>
-      <w:r>
-        <w:rPr>
-          <w:sz w:val="24"/>
-          <w:szCs w:val="24"/>
-          <w:lang w:val="uk-UA"/>
-        </w:rPr>
-        <w:t>tbody</w:t>
-      </w:r>
-      <w:proofErr w:type="spellEnd"/>
-      <w:r>
-        <w:rPr>
-          <w:sz w:val="24"/>
-          <w:szCs w:val="24"/>
-          <w:lang w:val="uk-UA"/>
-        </w:rPr>
-        <w:t>&gt;</w:t>
-      </w:r>
-    </w:p>
-    <w:p>
-      <w:pPr>
-        <w:ind w:left="360" w:firstLine="0"/>
-        <w:jc w:val="left"/>
-        <w:rPr>
-          <w:sz w:val="24"/>
-          <w:szCs w:val="24"/>
-          <w:lang w:val="uk-UA"/>
-        </w:rPr>
-      </w:pPr>
-      <w:r>
-        <w:rPr>
-          <w:sz w:val="24"/>
-          <w:szCs w:val="24"/>
-          <w:lang w:val="uk-UA"/>
-        </w:rPr>
-        <w:t>                        &lt;</w:t>
-      </w:r>
-      <w:proofErr w:type="spellStart"/>
-      <w:r>
-        <w:rPr>
-          <w:sz w:val="24"/>
-          <w:szCs w:val="24"/>
-          <w:lang w:val="uk-UA"/>
-        </w:rPr>
-        <w:t>tr</w:t>
-      </w:r>
-      <w:proofErr w:type="spellEnd"/>
-      <w:r>
-        <w:rPr>
-          <w:sz w:val="24"/>
-          <w:szCs w:val="24"/>
-          <w:lang w:val="uk-UA"/>
-        </w:rPr>
-        <w:t>&gt;</w:t>
-      </w:r>
-    </w:p>
-    <w:p>
-      <w:pPr>
-        <w:ind w:left="360" w:firstLine="0"/>
-        <w:jc w:val="left"/>
-        <w:rPr>
-          <w:sz w:val="24"/>
-          <w:szCs w:val="24"/>
-          <w:lang w:val="uk-UA"/>
-        </w:rPr>
-      </w:pPr>
-      <w:r>
-        <w:rPr>
-          <w:sz w:val="24"/>
-          <w:szCs w:val="24"/>
-          <w:lang w:val="uk-UA"/>
-        </w:rPr>
         <w:t>                            &lt;</w:t>
       </w:r>
       <w:proofErr w:type="spellStart"/>
@@ -6654,264 +6772,7 @@
           <w:szCs w:val="24"/>
           <w:lang w:val="uk-UA"/>
         </w:rPr>
-        <w:t>&gt;Номінальна потужність&lt;/</w:t>
-      </w:r>
-      <w:proofErr w:type="spellStart"/>
-      <w:r>
-        <w:rPr>
-          <w:sz w:val="24"/>
-          <w:szCs w:val="24"/>
-          <w:lang w:val="uk-UA"/>
-        </w:rPr>
-        <w:t>td</w:t>
-      </w:r>
-      <w:proofErr w:type="spellEnd"/>
-      <w:r>
-        <w:rPr>
-          <w:sz w:val="24"/>
-          <w:szCs w:val="24"/>
-          <w:lang w:val="uk-UA"/>
-        </w:rPr>
-        <w:t>&gt;</w:t>
-      </w:r>
-    </w:p>
-    <w:p>
-      <w:pPr>
-        <w:ind w:left="360" w:firstLine="0"/>
-        <w:jc w:val="left"/>
-        <w:rPr>
-          <w:sz w:val="24"/>
-          <w:szCs w:val="24"/>
-          <w:lang w:val="uk-UA"/>
-        </w:rPr>
-      </w:pPr>
-      <w:r>
-        <w:rPr>
-          <w:sz w:val="24"/>
-          <w:szCs w:val="24"/>
-          <w:lang w:val="uk-UA"/>
-        </w:rPr>
-        <w:t>                            &lt;</w:t>
-      </w:r>
-      <w:proofErr w:type="spellStart"/>
-      <w:r>
-        <w:rPr>
-          <w:sz w:val="24"/>
-          <w:szCs w:val="24"/>
-          <w:lang w:val="uk-UA"/>
-        </w:rPr>
-        <w:t>td</w:t>
-      </w:r>
-      <w:proofErr w:type="spellEnd"/>
-      <w:r>
-        <w:rPr>
-          <w:sz w:val="24"/>
-          <w:szCs w:val="24"/>
-          <w:lang w:val="uk-UA"/>
-        </w:rPr>
-        <w:t>&gt;100&lt;/</w:t>
-      </w:r>
-      <w:proofErr w:type="spellStart"/>
-      <w:r>
-        <w:rPr>
-          <w:sz w:val="24"/>
-          <w:szCs w:val="24"/>
-          <w:lang w:val="uk-UA"/>
-        </w:rPr>
-        <w:t>td</w:t>
-      </w:r>
-      <w:proofErr w:type="spellEnd"/>
-      <w:r>
-        <w:rPr>
-          <w:sz w:val="24"/>
-          <w:szCs w:val="24"/>
-          <w:lang w:val="uk-UA"/>
-        </w:rPr>
-        <w:t>&gt;</w:t>
-      </w:r>
-    </w:p>
-    <w:p>
-      <w:pPr>
-        <w:ind w:left="360" w:firstLine="0"/>
-        <w:jc w:val="left"/>
-        <w:rPr>
-          <w:sz w:val="24"/>
-          <w:szCs w:val="24"/>
-          <w:lang w:val="uk-UA"/>
-        </w:rPr>
-      </w:pPr>
-      <w:r>
-        <w:rPr>
-          <w:sz w:val="24"/>
-          <w:szCs w:val="24"/>
-          <w:lang w:val="uk-UA"/>
-        </w:rPr>
-        <w:t>                            &lt;</w:t>
-      </w:r>
-      <w:proofErr w:type="spellStart"/>
-      <w:r>
-        <w:rPr>
-          <w:sz w:val="24"/>
-          <w:szCs w:val="24"/>
-          <w:lang w:val="uk-UA"/>
-        </w:rPr>
-        <w:t>td</w:t>
-      </w:r>
-      <w:proofErr w:type="spellEnd"/>
-      <w:r>
-        <w:rPr>
-          <w:sz w:val="24"/>
-          <w:szCs w:val="24"/>
-          <w:lang w:val="uk-UA"/>
-        </w:rPr>
-        <w:t>&gt;МВт&lt;/</w:t>
-      </w:r>
-      <w:proofErr w:type="spellStart"/>
-      <w:r>
-        <w:rPr>
-          <w:sz w:val="24"/>
-          <w:szCs w:val="24"/>
-          <w:lang w:val="uk-UA"/>
-        </w:rPr>
-        <w:t>td</w:t>
-      </w:r>
-      <w:proofErr w:type="spellEnd"/>
-      <w:r>
-        <w:rPr>
-          <w:sz w:val="24"/>
-          <w:szCs w:val="24"/>
-          <w:lang w:val="uk-UA"/>
-        </w:rPr>
-        <w:t>&gt;</w:t>
-      </w:r>
-    </w:p>
-    <w:p>
-      <w:pPr>
-        <w:ind w:left="360" w:firstLine="0"/>
-        <w:jc w:val="left"/>
-        <w:rPr>
-          <w:sz w:val="24"/>
-          <w:szCs w:val="24"/>
-          <w:lang w:val="uk-UA"/>
-        </w:rPr>
-      </w:pPr>
-      <w:r>
-        <w:rPr>
-          <w:sz w:val="24"/>
-          <w:szCs w:val="24"/>
-          <w:lang w:val="uk-UA"/>
-        </w:rPr>
-        <w:t>                        &lt;/</w:t>
-      </w:r>
-      <w:proofErr w:type="spellStart"/>
-      <w:r>
-        <w:rPr>
-          <w:sz w:val="24"/>
-          <w:szCs w:val="24"/>
-          <w:lang w:val="uk-UA"/>
-        </w:rPr>
-        <w:t>tr</w:t>
-      </w:r>
-      <w:proofErr w:type="spellEnd"/>
-      <w:r>
-        <w:rPr>
-          <w:sz w:val="24"/>
-          <w:szCs w:val="24"/>
-          <w:lang w:val="uk-UA"/>
-        </w:rPr>
-        <w:t>&gt;</w:t>
-      </w:r>
-    </w:p>
-    <w:p>
-      <w:pPr>
-        <w:ind w:left="360" w:firstLine="0"/>
-        <w:jc w:val="left"/>
-        <w:rPr>
-          <w:sz w:val="24"/>
-          <w:szCs w:val="24"/>
-          <w:lang w:val="uk-UA"/>
-        </w:rPr>
-      </w:pPr>
-      <w:r>
-        <w:rPr>
-          <w:sz w:val="24"/>
-          <w:szCs w:val="24"/>
-          <w:lang w:val="uk-UA"/>
-        </w:rPr>
-        <w:t>                        &lt;</w:t>
-      </w:r>
-      <w:proofErr w:type="spellStart"/>
-      <w:r>
-        <w:rPr>
-          <w:sz w:val="24"/>
-          <w:szCs w:val="24"/>
-          <w:lang w:val="uk-UA"/>
-        </w:rPr>
-        <w:t>tr</w:t>
-      </w:r>
-      <w:proofErr w:type="spellEnd"/>
-      <w:r>
-        <w:rPr>
-          <w:sz w:val="24"/>
-          <w:szCs w:val="24"/>
-          <w:lang w:val="uk-UA"/>
-        </w:rPr>
-        <w:t>&gt;</w:t>
-      </w:r>
-    </w:p>
-    <w:p>
-      <w:pPr>
-        <w:ind w:left="360" w:firstLine="0"/>
-        <w:jc w:val="left"/>
-        <w:rPr>
-          <w:sz w:val="24"/>
-          <w:szCs w:val="24"/>
-          <w:lang w:val="uk-UA"/>
-        </w:rPr>
-      </w:pPr>
-      <w:r>
-        <w:rPr>
-          <w:sz w:val="24"/>
-          <w:szCs w:val="24"/>
-          <w:lang w:val="uk-UA"/>
-        </w:rPr>
-        <w:t>                            &lt;</w:t>
-      </w:r>
-      <w:proofErr w:type="spellStart"/>
-      <w:r>
-        <w:rPr>
-          <w:sz w:val="24"/>
-          <w:szCs w:val="24"/>
-          <w:lang w:val="uk-UA"/>
-        </w:rPr>
-        <w:t>td</w:t>
-      </w:r>
-      <w:proofErr w:type="spellEnd"/>
-      <w:r>
-        <w:rPr>
-          <w:sz w:val="24"/>
-          <w:szCs w:val="24"/>
-          <w:lang w:val="uk-UA"/>
-        </w:rPr>
-        <w:t>&gt;Напруга генерації&lt;/</w:t>
-      </w:r>
-      <w:proofErr w:type="spellStart"/>
-      <w:r>
-        <w:rPr>
-          <w:sz w:val="24"/>
-          <w:szCs w:val="24"/>
-          <w:lang w:val="uk-UA"/>
-        </w:rPr>
-        <w:t>td</w:t>
-      </w:r>
-      <w:proofErr w:type="spellEnd"/>
-      <w:r>
-        <w:rPr>
-          <w:sz w:val="24"/>
-          <w:szCs w:val="24"/>
-          <w:lang w:val="uk-UA"/>
-        </w:rPr>
-        <w:t>&gt;</w:t>
+        <w:t>&gt;Напруга генерації&lt;/td&gt;</w:t>
       </w:r>
     </w:p>
     <w:p>
@@ -7868,7 +7729,26 @@
           <w:szCs w:val="24"/>
           <w:lang w:val="uk-UA"/>
         </w:rPr>
-        <w:t>&gt;Тип обладнання&lt;/</w:t>
+        <w:t>&gt;Тип обладнання&lt;/td&gt;</w:t>
+      </w:r>
+    </w:p>
+    <w:p>
+      <w:pPr>
+        <w:ind w:left="360" w:firstLine="0"/>
+        <w:jc w:val="left"/>
+        <w:rPr>
+          <w:sz w:val="24"/>
+          <w:szCs w:val="24"/>
+          <w:lang w:val="uk-UA"/>
+        </w:rPr>
+      </w:pPr>
+      <w:r>
+        <w:rPr>
+          <w:sz w:val="24"/>
+          <w:szCs w:val="24"/>
+          <w:lang w:val="uk-UA"/>
+        </w:rPr>
+        <w:t>                            &lt;</w:t>
       </w:r>
       <w:proofErr w:type="spellStart"/>
       <w:r>
@@ -7886,6 +7766,61 @@
           <w:szCs w:val="24"/>
           <w:lang w:val="uk-UA"/>
         </w:rPr>
+        <w:t>&gt;GE 3.8-130&lt;/td&gt;</w:t>
+      </w:r>
+    </w:p>
+    <w:p>
+      <w:pPr>
+        <w:ind w:left="360" w:firstLine="0"/>
+        <w:jc w:val="left"/>
+        <w:rPr>
+          <w:sz w:val="24"/>
+          <w:szCs w:val="24"/>
+          <w:lang w:val="uk-UA"/>
+        </w:rPr>
+      </w:pPr>
+      <w:r>
+        <w:rPr>
+          <w:sz w:val="24"/>
+          <w:szCs w:val="24"/>
+          <w:lang w:val="uk-UA"/>
+        </w:rPr>
+        <w:t>                            &lt;</w:t>
+      </w:r>
+      <w:proofErr w:type="spellStart"/>
+      <w:r>
+        <w:rPr>
+          <w:sz w:val="24"/>
+          <w:szCs w:val="24"/>
+          <w:lang w:val="uk-UA"/>
+        </w:rPr>
+        <w:t>td</w:t>
+      </w:r>
+      <w:proofErr w:type="spellEnd"/>
+      <w:r>
+        <w:rPr>
+          <w:sz w:val="24"/>
+          <w:szCs w:val="24"/>
+          <w:lang w:val="uk-UA"/>
+        </w:rPr>
+        <w:t>&gt;-&lt;/</w:t>
+      </w:r>
+      <w:proofErr w:type="spellStart"/>
+      <w:r>
+        <w:rPr>
+          <w:sz w:val="24"/>
+          <w:szCs w:val="24"/>
+          <w:lang w:val="uk-UA"/>
+        </w:rPr>
+        <w:t>td</w:t>
+      </w:r>
+      <w:proofErr w:type="spellEnd"/>
+      <w:r>
+        <w:rPr>
+          <w:sz w:val="24"/>
+          <w:szCs w:val="24"/>
+          <w:lang w:val="uk-UA"/>
+        </w:rPr>
         <w:t>&gt;</w:t>
       </w:r>
     </w:p>
@@ -7905,6 +7840,80 @@
           <w:szCs w:val="24"/>
           <w:lang w:val="uk-UA"/>
         </w:rPr>
+        <w:t>                        &lt;/</w:t>
+      </w:r>
+      <w:proofErr w:type="spellStart"/>
+      <w:r>
+        <w:rPr>
+          <w:sz w:val="24"/>
+          <w:szCs w:val="24"/>
+          <w:lang w:val="uk-UA"/>
+        </w:rPr>
+        <w:t>tr</w:t>
+      </w:r>
+      <w:proofErr w:type="spellEnd"/>
+      <w:r>
+        <w:rPr>
+          <w:sz w:val="24"/>
+          <w:szCs w:val="24"/>
+          <w:lang w:val="uk-UA"/>
+        </w:rPr>
+        <w:t>&gt;</w:t>
+      </w:r>
+    </w:p>
+    <w:p>
+      <w:pPr>
+        <w:ind w:left="360" w:firstLine="0"/>
+        <w:jc w:val="left"/>
+        <w:rPr>
+          <w:sz w:val="24"/>
+          <w:szCs w:val="24"/>
+          <w:lang w:val="uk-UA"/>
+        </w:rPr>
+      </w:pPr>
+      <w:r>
+        <w:rPr>
+          <w:sz w:val="24"/>
+          <w:szCs w:val="24"/>
+          <w:lang w:val="uk-UA"/>
+        </w:rPr>
+        <w:t>                        &lt;</w:t>
+      </w:r>
+      <w:proofErr w:type="spellStart"/>
+      <w:r>
+        <w:rPr>
+          <w:sz w:val="24"/>
+          <w:szCs w:val="24"/>
+          <w:lang w:val="uk-UA"/>
+        </w:rPr>
+        <w:t>tr</w:t>
+      </w:r>
+      <w:proofErr w:type="spellEnd"/>
+      <w:r>
+        <w:rPr>
+          <w:sz w:val="24"/>
+          <w:szCs w:val="24"/>
+          <w:lang w:val="uk-UA"/>
+        </w:rPr>
+        <w:t>&gt;</w:t>
+      </w:r>
+    </w:p>
+    <w:p>
+      <w:pPr>
+        <w:ind w:left="360" w:firstLine="0"/>
+        <w:jc w:val="left"/>
+        <w:rPr>
+          <w:sz w:val="24"/>
+          <w:szCs w:val="24"/>
+          <w:lang w:val="uk-UA"/>
+        </w:rPr>
+      </w:pPr>
+      <w:r>
+        <w:rPr>
+          <w:sz w:val="24"/>
+          <w:szCs w:val="24"/>
+          <w:lang w:val="uk-UA"/>
+        </w:rPr>
         <w:t>                            &lt;</w:t>
       </w:r>
       <w:proofErr w:type="spellStart"/>
@@ -7923,209 +7932,7 @@
           <w:szCs w:val="24"/>
           <w:lang w:val="uk-UA"/>
         </w:rPr>
-        <w:t>&gt;GE 3.8-130&lt;/</w:t>
-      </w:r>
-      <w:proofErr w:type="spellStart"/>
-      <w:r>
-        <w:rPr>
-          <w:sz w:val="24"/>
-          <w:szCs w:val="24"/>
-          <w:lang w:val="uk-UA"/>
-        </w:rPr>
-        <w:t>td</w:t>
-      </w:r>
-      <w:proofErr w:type="spellEnd"/>
-      <w:r>
-        <w:rPr>
-          <w:sz w:val="24"/>
-          <w:szCs w:val="24"/>
-          <w:lang w:val="uk-UA"/>
-        </w:rPr>
-        <w:t>&gt;</w:t>
-      </w:r>
-    </w:p>
-    <w:p>
-      <w:pPr>
-        <w:ind w:left="360" w:firstLine="0"/>
-        <w:jc w:val="left"/>
-        <w:rPr>
-          <w:sz w:val="24"/>
-          <w:szCs w:val="24"/>
-          <w:lang w:val="uk-UA"/>
-        </w:rPr>
-      </w:pPr>
-      <w:r>
-        <w:rPr>
-          <w:sz w:val="24"/>
-          <w:szCs w:val="24"/>
-          <w:lang w:val="uk-UA"/>
-        </w:rPr>
-        <w:t>                            &lt;</w:t>
-      </w:r>
-      <w:proofErr w:type="spellStart"/>
-      <w:r>
-        <w:rPr>
-          <w:sz w:val="24"/>
-          <w:szCs w:val="24"/>
-          <w:lang w:val="uk-UA"/>
-        </w:rPr>
-        <w:t>td</w:t>
-      </w:r>
-      <w:proofErr w:type="spellEnd"/>
-      <w:r>
-        <w:rPr>
-          <w:sz w:val="24"/>
-          <w:szCs w:val="24"/>
-          <w:lang w:val="uk-UA"/>
-        </w:rPr>
-        <w:t>&gt;-&lt;/</w:t>
-      </w:r>
-      <w:proofErr w:type="spellStart"/>
-      <w:r>
-        <w:rPr>
-          <w:sz w:val="24"/>
-          <w:szCs w:val="24"/>
-          <w:lang w:val="uk-UA"/>
-        </w:rPr>
-        <w:t>td</w:t>
-      </w:r>
-      <w:proofErr w:type="spellEnd"/>
-      <w:r>
-        <w:rPr>
-          <w:sz w:val="24"/>
-          <w:szCs w:val="24"/>
-          <w:lang w:val="uk-UA"/>
-        </w:rPr>
-        <w:t>&gt;</w:t>
-      </w:r>
-    </w:p>
-    <w:p>
-      <w:pPr>
-        <w:ind w:left="360" w:firstLine="0"/>
-        <w:jc w:val="left"/>
-        <w:rPr>
-          <w:sz w:val="24"/>
-          <w:szCs w:val="24"/>
-          <w:lang w:val="uk-UA"/>
-        </w:rPr>
-      </w:pPr>
-      <w:r>
-        <w:rPr>
-          <w:sz w:val="24"/>
-          <w:szCs w:val="24"/>
-          <w:lang w:val="uk-UA"/>
-        </w:rPr>
-        <w:t>                        &lt;/</w:t>
-      </w:r>
-      <w:proofErr w:type="spellStart"/>
-      <w:r>
-        <w:rPr>
-          <w:sz w:val="24"/>
-          <w:szCs w:val="24"/>
-          <w:lang w:val="uk-UA"/>
-        </w:rPr>
-        <w:t>tr</w:t>
-      </w:r>
-      <w:proofErr w:type="spellEnd"/>
-      <w:r>
-        <w:rPr>
-          <w:sz w:val="24"/>
-          <w:szCs w:val="24"/>
-          <w:lang w:val="uk-UA"/>
-        </w:rPr>
-        <w:t>&gt;</w:t>
-      </w:r>
-    </w:p>
-    <w:p>
-      <w:pPr>
-        <w:ind w:left="360" w:firstLine="0"/>
-        <w:jc w:val="left"/>
-        <w:rPr>
-          <w:sz w:val="24"/>
-          <w:szCs w:val="24"/>
-          <w:lang w:val="uk-UA"/>
-        </w:rPr>
-      </w:pPr>
-      <w:r>
-        <w:rPr>
-          <w:sz w:val="24"/>
-          <w:szCs w:val="24"/>
-          <w:lang w:val="uk-UA"/>
-        </w:rPr>
-        <w:t>                        &lt;</w:t>
-      </w:r>
-      <w:proofErr w:type="spellStart"/>
-      <w:r>
-        <w:rPr>
-          <w:sz w:val="24"/>
-          <w:szCs w:val="24"/>
-          <w:lang w:val="uk-UA"/>
-        </w:rPr>
-        <w:t>tr</w:t>
-      </w:r>
-      <w:proofErr w:type="spellEnd"/>
-      <w:r>
-        <w:rPr>
-          <w:sz w:val="24"/>
-          <w:szCs w:val="24"/>
-          <w:lang w:val="uk-UA"/>
-        </w:rPr>
-        <w:t>&gt;</w:t>
-      </w:r>
-    </w:p>
-    <w:p>
-      <w:pPr>
-        <w:ind w:left="360" w:firstLine="0"/>
-        <w:jc w:val="left"/>
-        <w:rPr>
-          <w:sz w:val="24"/>
-          <w:szCs w:val="24"/>
-          <w:lang w:val="uk-UA"/>
-        </w:rPr>
-      </w:pPr>
-      <w:r>
-        <w:rPr>
-          <w:sz w:val="24"/>
-          <w:szCs w:val="24"/>
-          <w:lang w:val="uk-UA"/>
-        </w:rPr>
-        <w:t>                            &lt;</w:t>
-      </w:r>
-      <w:proofErr w:type="spellStart"/>
-      <w:r>
-        <w:rPr>
-          <w:sz w:val="24"/>
-          <w:szCs w:val="24"/>
-          <w:lang w:val="uk-UA"/>
-        </w:rPr>
-        <w:t>td</w:t>
-      </w:r>
-      <w:proofErr w:type="spellEnd"/>
-      <w:r>
-        <w:rPr>
-          <w:sz w:val="24"/>
-          <w:szCs w:val="24"/>
-          <w:lang w:val="uk-UA"/>
-        </w:rPr>
-        <w:t>&gt;Режим роботи&lt;/</w:t>
-      </w:r>
-      <w:proofErr w:type="spellStart"/>
-      <w:r>
-        <w:rPr>
-          <w:sz w:val="24"/>
-          <w:szCs w:val="24"/>
-          <w:lang w:val="uk-UA"/>
-        </w:rPr>
-        <w:t>td</w:t>
-      </w:r>
-      <w:proofErr w:type="spellEnd"/>
-      <w:r>
-        <w:rPr>
-          <w:sz w:val="24"/>
-          <w:szCs w:val="24"/>
-          <w:lang w:val="uk-UA"/>
-        </w:rPr>
-        <w:t>&gt;</w:t>
+        <w:t>&gt;Режим роботи&lt;/td&gt;</w:t>
       </w:r>
     </w:p>
     <w:p>
@@ -17355,6 +17162,7 @@
   <w:style w:type="character" w:default="1" w:styleId="a0">
     <w:name w:val="Default Paragraph Font"/>
     <w:uiPriority w:val="1"/>
+    <w:semiHidden/>
     <w:unhideWhenUsed/>
   </w:style>
   <w:style w:type="table" w:default="1" w:styleId="a1">
@@ -17543,6 +17351,7 @@
       <w:numPr>
         <w:ilvl w:val="1"/>
       </w:numPr>
+      <w:ind w:firstLine="720"/>
     </w:pPr>
     <w:rPr>
       <w:rFonts w:eastAsiaTheme="majorEastAsia" w:cstheme="majorBidi"/>
